--- a/docs/00_judges_guide.docx
+++ b/docs/00_judges_guide.docx
@@ -157,8 +157,14 @@
     </w:p>
     <w:p>
       <w:pPr>
-        <w:pStyle w:val="ListNumber"/>
+        <w:ind w:left="510" w:hanging="340"/>
       </w:pPr>
+      <w:r>
+        <w:rPr>
+          <w:b w:val="0"/>
+        </w:rPr>
+        <w:t xml:space="preserve">1.  </w:t>
+      </w:r>
       <w:r>
         <w:rPr>
           <w:b/>
@@ -200,8 +206,14 @@
     </w:p>
     <w:p>
       <w:pPr>
-        <w:pStyle w:val="ListNumber"/>
+        <w:ind w:left="510" w:hanging="340"/>
       </w:pPr>
+      <w:r>
+        <w:rPr>
+          <w:b w:val="0"/>
+        </w:rPr>
+        <w:t xml:space="preserve">2.  </w:t>
+      </w:r>
       <w:r>
         <w:rPr>
           <w:b/>
@@ -217,8 +229,14 @@
     </w:p>
     <w:p>
       <w:pPr>
-        <w:pStyle w:val="ListNumber"/>
+        <w:ind w:left="510" w:hanging="340"/>
       </w:pPr>
+      <w:r>
+        <w:rPr>
+          <w:b w:val="0"/>
+        </w:rPr>
+        <w:t xml:space="preserve">3.  </w:t>
+      </w:r>
       <w:r>
         <w:rPr>
           <w:b/>
@@ -234,8 +252,14 @@
     </w:p>
     <w:p>
       <w:pPr>
-        <w:pStyle w:val="ListNumber"/>
+        <w:ind w:left="510" w:hanging="340"/>
       </w:pPr>
+      <w:r>
+        <w:rPr>
+          <w:b w:val="0"/>
+        </w:rPr>
+        <w:t xml:space="preserve">4.  </w:t>
+      </w:r>
       <w:r>
         <w:rPr>
           <w:b/>
@@ -277,8 +301,14 @@
     </w:p>
     <w:p>
       <w:pPr>
-        <w:pStyle w:val="ListNumber"/>
+        <w:ind w:left="510" w:hanging="340"/>
       </w:pPr>
+      <w:r>
+        <w:rPr>
+          <w:b w:val="0"/>
+        </w:rPr>
+        <w:t xml:space="preserve">5.  </w:t>
+      </w:r>
       <w:r>
         <w:rPr>
           <w:b/>

--- a/docs/00_judges_guide.docx
+++ b/docs/00_judges_guide.docx
@@ -790,6 +790,38 @@
           </w:p>
         </w:tc>
       </w:tr>
+      <w:tr>
+        <w:tc>
+          <w:tcPr>
+            <w:tcW w:type="dxa" w:w="4873"/>
+          </w:tcPr>
+          <w:p>
+            <w:r/>
+            <w:r>
+              <w:rPr>
+                <w:b w:val="0"/>
+                <w:sz w:val="18"/>
+              </w:rPr>
+              <w:t>14 Desktop App</w:t>
+            </w:r>
+          </w:p>
+        </w:tc>
+        <w:tc>
+          <w:tcPr>
+            <w:tcW w:type="dxa" w:w="4873"/>
+          </w:tcPr>
+          <w:p>
+            <w:r/>
+            <w:r>
+              <w:rPr>
+                <w:b w:val="0"/>
+                <w:sz w:val="18"/>
+              </w:rPr>
+              <w:t>The Windows .exe: installer, API-key screen, packaging</w:t>
+            </w:r>
+          </w:p>
+        </w:tc>
+      </w:tr>
     </w:tbl>
     <w:p>
       <w:pPr>
